--- a/ML_Assignment_v2_KOVACS_IJ8JAZ.docx
+++ b/ML_Assignment_v2_KOVACS_IJ8JAZ.docx
@@ -60,78 +60,85 @@
           <w:sz w:val="28"/>
           <w:szCs w:val="28"/>
         </w:rPr>
-        <w:t xml:space="preserve"> biztonságos megerősítéses tanulás</w:t>
+        <w:t xml:space="preserve"> biztonságos megerősítéses tanulást a szerző egy alacsony komplexitású</w:t>
       </w:r>
       <w:r>
         <w:rPr>
           <w:sz w:val="28"/>
           <w:szCs w:val="28"/>
         </w:rPr>
-        <w:t>t a szerző egy alacsony komplexitású</w:t>
+        <w:t xml:space="preserve">, </w:t>
       </w:r>
       <w:r>
         <w:rPr>
           <w:sz w:val="28"/>
           <w:szCs w:val="28"/>
         </w:rPr>
-        <w:t xml:space="preserve">, </w:t>
+        <w:t>P</w:t>
       </w:r>
       <w:r>
         <w:rPr>
           <w:sz w:val="28"/>
           <w:szCs w:val="28"/>
         </w:rPr>
-        <w:t>P</w:t>
+        <w:t>ython-ban írt</w:t>
       </w:r>
       <w:r>
         <w:rPr>
           <w:sz w:val="28"/>
           <w:szCs w:val="28"/>
         </w:rPr>
-        <w:t>ython-ban írt</w:t>
+        <w:t xml:space="preserve"> modell</w:t>
       </w:r>
       <w:r>
         <w:rPr>
           <w:sz w:val="28"/>
           <w:szCs w:val="28"/>
         </w:rPr>
-        <w:t xml:space="preserve"> modell</w:t>
+        <w:t>el demonstrálta</w:t>
       </w:r>
       <w:r>
         <w:rPr>
           <w:sz w:val="28"/>
           <w:szCs w:val="28"/>
         </w:rPr>
-        <w:t>el demonstrálta</w:t>
-      </w:r>
+        <w:t xml:space="preserve">. A használt adathalmaz </w:t>
+      </w:r>
+      <w:proofErr w:type="spellStart"/>
       <w:r>
         <w:rPr>
           <w:sz w:val="28"/>
           <w:szCs w:val="28"/>
         </w:rPr>
-        <w:t xml:space="preserve">. A használt adathalmaz </w:t>
-      </w:r>
-      <w:proofErr w:type="spellStart"/>
+        <w:t>phis</w:t>
+      </w:r>
       <w:r>
         <w:rPr>
           <w:sz w:val="28"/>
           <w:szCs w:val="28"/>
         </w:rPr>
-        <w:t>phising</w:t>
-      </w:r>
-      <w:proofErr w:type="spellEnd"/>
+        <w:t>h</w:t>
+      </w:r>
       <w:r>
         <w:rPr>
           <w:sz w:val="28"/>
           <w:szCs w:val="28"/>
         </w:rPr>
-        <w:t xml:space="preserve"> és legitim webhelyek </w:t>
-      </w:r>
+        <w:t>ing</w:t>
+      </w:r>
+      <w:proofErr w:type="spellEnd"/>
       <w:r>
         <w:rPr>
           <w:sz w:val="28"/>
           <w:szCs w:val="28"/>
         </w:rPr>
+        <w:t xml:space="preserve"> és legitim webhelyek </w:t>
+      </w:r>
+      <w:r>
+        <w:rPr>
+          <w:sz w:val="28"/>
+          <w:szCs w:val="28"/>
+        </w:rPr>
         <w:t>beazonosításában segítő adathalmaz volt.</w:t>
       </w:r>
     </w:p>
@@ -169,11 +176,9 @@
       <w:r>
         <w:t xml:space="preserve">bizonyos pontossággal </w:t>
       </w:r>
-      <w:proofErr w:type="spellStart"/>
-      <w:r>
-        <w:t>mejósolható</w:t>
-      </w:r>
-      <w:proofErr w:type="spellEnd"/>
+      <w:r>
+        <w:t>megjósolható</w:t>
+      </w:r>
       <w:r>
         <w:t>, hogy egy adott oldal legitim vagy káros/</w:t>
       </w:r>
@@ -242,7 +247,13 @@
       </w:r>
       <w:proofErr w:type="spellStart"/>
       <w:r>
-        <w:t>phising</w:t>
+        <w:t>phis</w:t>
+      </w:r>
+      <w:r>
+        <w:t>h</w:t>
+      </w:r>
+      <w:r>
+        <w:t>ing</w:t>
       </w:r>
       <w:proofErr w:type="spellEnd"/>
       <w:r>
@@ -336,7 +347,13 @@
         <w:t>készítés gyanánt</w:t>
       </w:r>
       <w:r>
-        <w:t xml:space="preserve"> egész számokká alakítja. A bemeneti változók a weboldal bináris jellemzői, a célváltozó pedig a '</w:t>
+        <w:t xml:space="preserve"> egész számokká alakítja. A bemeneti változók a weboldal bináris</w:t>
+      </w:r>
+      <w:r>
+        <w:t xml:space="preserve"> (vagy 3 kategóriás)</w:t>
+      </w:r>
+      <w:r>
+        <w:t xml:space="preserve"> jellemzői, a célváltozó pedig a '</w:t>
       </w:r>
       <w:proofErr w:type="spellStart"/>
       <w:r>
@@ -480,21 +497,7 @@
     <w:p/>
     <w:p>
       <w:r>
-        <w:t>A programban a mély megerősítéses tanulást egy egyszerű Q-hálózat</w:t>
-      </w:r>
-      <w:r>
-        <w:t xml:space="preserve"> (</w:t>
-      </w:r>
-      <w:proofErr w:type="spellStart"/>
-      <w:r>
-        <w:t>id</w:t>
-      </w:r>
-      <w:proofErr w:type="spellEnd"/>
-      <w:r>
-        <w:t xml:space="preserve"> est DQN)</w:t>
-      </w:r>
-      <w:r>
-        <w:t xml:space="preserve"> valósítja meg. A Q-hálózat feladata, hogy minden állapothoz két értéket rendeljen: az egyik</w:t>
+        <w:t>A programban a mély megerősítéses tanulást egy egyszerű Q-hálózat valósítja meg. A Q-hálózat feladata, hogy minden állapothoz két értéket rendeljen: az egyik</w:t>
       </w:r>
       <w:r>
         <w:t xml:space="preserve"> megpróbálja megbecsülni</w:t>
@@ -517,15 +520,13 @@
         <w:t xml:space="preserve"> 30 jellemzője, kimenete pedig két Q-érték. Az ágens mindig azt az akciót választja, amelyhez a háló nagyobb Q-értéket rendel</w:t>
       </w:r>
       <w:r>
-        <w:t xml:space="preserve">. Ez alól kivételt </w:t>
-      </w:r>
-      <w:proofErr w:type="spellStart"/>
-      <w:r>
-        <w:t>kpez</w:t>
-      </w:r>
-      <w:proofErr w:type="spellEnd"/>
-      <w:r>
-        <w:t xml:space="preserve"> a tanítás korai szakasza </w:t>
+        <w:t>. Ez alól kivételt k</w:t>
+      </w:r>
+      <w:r>
+        <w:t>é</w:t>
+      </w:r>
+      <w:r>
+        <w:t xml:space="preserve">pez a tanítás korai szakasza </w:t>
       </w:r>
       <w:r>
         <w:t>amikor még véletlenszerű döntésekre is szükség van.</w:t>
@@ -674,7 +675,6 @@
       </w:r>
       <w:proofErr w:type="spellStart"/>
       <w:r>
-        <w:lastRenderedPageBreak/>
         <w:t>ReLU</w:t>
       </w:r>
       <w:proofErr w:type="spellEnd"/>
@@ -1015,8 +1015,11 @@
     <w:p/>
     <w:p>
       <w:r>
+        <w:t xml:space="preserve">A biztonságos változat tehát nemcsak tanul, hanem korlátozva is van a veszélyes működés szempontjából. Ez a megközelítés közelebb áll ahhoz, ahogyan valós rendszerekben is gondolkodhatunk a mesterséges intelligencia biztonságáról. Egy modell önmagában hibázhat, </w:t>
+      </w:r>
+      <w:r>
         <w:lastRenderedPageBreak/>
-        <w:t xml:space="preserve">A biztonságos változat tehát nemcsak tanul, hanem korlátozva is van a veszélyes működés szempontjából. Ez a megközelítés közelebb áll ahhoz, ahogyan valós rendszerekben is gondolkodhatunk a mesterséges intelligencia biztonságáról. Egy modell önmagában hibázhat, ezért hasznos lehet </w:t>
+        <w:t xml:space="preserve">ezért hasznos lehet </w:t>
       </w:r>
       <w:r>
         <w:t xml:space="preserve">olyan ellenőrző rétegekkel </w:t>
@@ -1256,11 +1259,7 @@
       </w:r>
       <w:proofErr w:type="spellEnd"/>
       <w:r>
-        <w:t xml:space="preserve"> reprezentálja. Ez az osztály képes véletlenszerűen kiválasztani egy weboldalt az adathalmazból, majd a modell döntése alapján jutalmat vagy büntetést adni. A környezet egyszerűsége miatt minden epizód egyetlen döntésből áll. Az ágens </w:t>
-      </w:r>
-      <w:r>
-        <w:lastRenderedPageBreak/>
-        <w:t xml:space="preserve">kap egy </w:t>
+        <w:t xml:space="preserve"> reprezentálja. Ez az osztály képes véletlenszerűen kiválasztani egy weboldalt az adathalmazból, majd a modell döntése alapján jutalmat vagy büntetést adni. A környezet egyszerűsége miatt minden epizód egyetlen döntésből áll. Az ágens kap egy </w:t>
       </w:r>
       <w:r>
         <w:t>állapotot</w:t>
@@ -1373,10 +1372,7 @@
       </w:r>
       <w:proofErr w:type="gramStart"/>
       <w:r>
-        <w:t>hoz</w:t>
-      </w:r>
-      <w:r>
-        <w:t xml:space="preserve"> </w:t>
+        <w:t xml:space="preserve">hoz </w:t>
       </w:r>
       <w:r>
         <w:t>döntés</w:t>
@@ -11601,6 +11597,7 @@
       </w:pPr>
       <w:r>
         <w:rPr>
+          <w:noProof/>
           <w:sz w:val="16"/>
           <w:szCs w:val="16"/>
         </w:rPr>
